--- a/Semana-08-ColeccionesyExcepciones/Evidencia/Ejecución.docx
+++ b/Semana-08-ColeccionesyExcepciones/Evidencia/Ejecución.docx
@@ -248,37 +248,7 @@
           <w:kern w:val="0"/>
           <w14:ligatures w14:val="none"/>
         </w:rPr>
-        <w:t xml:space="preserve">EJERCICIO </w:t>
-      </w:r>
-      <w:r>
-        <w:rPr>
-          <w:rFonts w:ascii="Times New Roman" w:eastAsia="MS Mincho" w:hAnsi="Times New Roman" w:cs="Times New Roman"/>
-          <w:b/>
-          <w:bCs/>
-          <w:kern w:val="0"/>
-          <w14:ligatures w14:val="none"/>
-        </w:rPr>
-        <w:t>3</w:t>
-      </w:r>
-      <w:r>
-        <w:rPr>
-          <w:rFonts w:ascii="Times New Roman" w:eastAsia="MS Mincho" w:hAnsi="Times New Roman" w:cs="Times New Roman"/>
-          <w:b/>
-          <w:bCs/>
-          <w:kern w:val="0"/>
-          <w14:ligatures w14:val="none"/>
-        </w:rPr>
-        <w:t xml:space="preserve"> -EVOLUCIÓN VETCARE - </w:t>
-      </w:r>
-      <w:r>
-        <w:rPr>
-          <w:rFonts w:ascii="Times New Roman" w:eastAsia="MS Mincho" w:hAnsi="Times New Roman" w:cs="Times New Roman"/>
-          <w:b/>
-          <w:bCs/>
-          <w:kern w:val="0"/>
-          <w14:ligatures w14:val="none"/>
-        </w:rPr>
-        <w:t>COLECCIONES Y EXCEPCIONES</w:t>
+        <w:t>EJERCICIO 3 -EVOLUCIÓN VETCARE - COLECCIONES Y EXCEPCIONES</w:t>
       </w:r>
     </w:p>
     <w:p>
@@ -656,7 +626,7 @@
           <w:lang w:val="es-ES"/>
           <w14:ligatures w14:val="none"/>
         </w:rPr>
-        <w:t>23</w:t>
+        <w:t>30</w:t>
       </w:r>
       <w:r>
         <w:rPr>
@@ -730,6 +700,9 @@
         <w:keepNext/>
       </w:pPr>
       <w:r>
+        <w:rPr>
+          <w:noProof/>
+        </w:rPr>
         <w:drawing>
           <wp:inline distT="0" distB="0" distL="0" distR="0" wp14:anchorId="0FC33521" wp14:editId="669366CE">
             <wp:extent cx="5612130" cy="3724910"/>
@@ -827,6 +800,9 @@
         <w:keepNext/>
       </w:pPr>
       <w:r>
+        <w:rPr>
+          <w:noProof/>
+        </w:rPr>
         <w:drawing>
           <wp:inline distT="0" distB="0" distL="0" distR="0" wp14:anchorId="1FDCB66E" wp14:editId="499402C1">
             <wp:extent cx="5612130" cy="3463925"/>
@@ -948,6 +924,9 @@
         <w:keepNext/>
       </w:pPr>
       <w:r>
+        <w:rPr>
+          <w:noProof/>
+        </w:rPr>
         <w:drawing>
           <wp:inline distT="0" distB="0" distL="0" distR="0" wp14:anchorId="50B2FB7C" wp14:editId="661B93E1">
             <wp:extent cx="5612130" cy="3451225"/>
@@ -1673,6 +1652,7 @@
   <w:style w:type="character" w:default="1" w:styleId="Fuentedeprrafopredeter">
     <w:name w:val="Default Paragraph Font"/>
     <w:uiPriority w:val="1"/>
+    <w:semiHidden/>
     <w:unhideWhenUsed/>
   </w:style>
   <w:style w:type="table" w:default="1" w:styleId="Tablanormal">

--- a/Semana-08-ColeccionesyExcepciones/Evidencia/Ejecución.docx
+++ b/Semana-08-ColeccionesyExcepciones/Evidencia/Ejecución.docx
@@ -595,6 +595,63 @@
     </w:p>
     <w:p>
       <w:pPr>
+        <w:tabs>
+          <w:tab w:val="left" w:pos="720"/>
+          <w:tab w:val="left" w:pos="1440"/>
+          <w:tab w:val="left" w:pos="2160"/>
+          <w:tab w:val="left" w:pos="2880"/>
+          <w:tab w:val="left" w:pos="3600"/>
+          <w:tab w:val="left" w:pos="4320"/>
+          <w:tab w:val="center" w:pos="5040"/>
+          <w:tab w:val="left" w:pos="5760"/>
+          <w:tab w:val="left" w:pos="6480"/>
+          <w:tab w:val="left" w:pos="7200"/>
+          <w:tab w:val="left" w:pos="7920"/>
+          <w:tab w:val="left" w:pos="8640"/>
+        </w:tabs>
+        <w:spacing w:after="0" w:line="240" w:lineRule="auto"/>
+        <w:jc w:val="center"/>
+        <w:rPr>
+          <w:rFonts w:ascii="Times New Roman" w:eastAsia="MS Mincho" w:hAnsi="Times New Roman" w:cs="Times New Roman"/>
+          <w:kern w:val="0"/>
+          <w:lang w:val="es-ES"/>
+          <w14:ligatures w14:val="none"/>
+        </w:rPr>
+      </w:pPr>
+      <w:hyperlink r:id="rId7" w:history="1">
+        <w:r>
+          <w:rPr>
+            <w:rStyle w:val="Hipervnculo"/>
+            <w:rFonts w:ascii="Times New Roman" w:eastAsia="MS Mincho" w:hAnsi="Times New Roman" w:cs="Times New Roman"/>
+            <w:kern w:val="0"/>
+            <w14:ligatures w14:val="none"/>
+          </w:rPr>
+          <w:t xml:space="preserve">programacion-ii-2026/Semana-08-ColeccionesyExcepciones at </w:t>
+        </w:r>
+        <w:proofErr w:type="spellStart"/>
+        <w:r>
+          <w:rPr>
+            <w:rStyle w:val="Hipervnculo"/>
+            <w:rFonts w:ascii="Times New Roman" w:eastAsia="MS Mincho" w:hAnsi="Times New Roman" w:cs="Times New Roman"/>
+            <w:kern w:val="0"/>
+            <w14:ligatures w14:val="none"/>
+          </w:rPr>
+          <w:t>main</w:t>
+        </w:r>
+        <w:proofErr w:type="spellEnd"/>
+        <w:r>
+          <w:rPr>
+            <w:rStyle w:val="Hipervnculo"/>
+            <w:rFonts w:ascii="Times New Roman" w:eastAsia="MS Mincho" w:hAnsi="Times New Roman" w:cs="Times New Roman"/>
+            <w:kern w:val="0"/>
+            <w14:ligatures w14:val="none"/>
+          </w:rPr>
+          <w:t xml:space="preserve"> · gloria-punay18/programacion-ii-2026</w:t>
+        </w:r>
+      </w:hyperlink>
+    </w:p>
+    <w:p>
+      <w:pPr>
         <w:spacing w:after="0" w:line="480" w:lineRule="auto"/>
       </w:pPr>
     </w:p>
@@ -691,7 +748,6 @@
           <w:b/>
           <w:bCs/>
         </w:rPr>
-        <w:lastRenderedPageBreak/>
         <w:t>EJECUCIÓN NORMAL</w:t>
       </w:r>
     </w:p>
@@ -719,7 +775,7 @@
                     <pic:cNvPicPr/>
                   </pic:nvPicPr>
                   <pic:blipFill>
-                    <a:blip r:embed="rId7"/>
+                    <a:blip r:embed="rId8"/>
                     <a:stretch>
                       <a:fillRect/>
                     </a:stretch>
@@ -762,7 +818,31 @@
           <w:sz w:val="24"/>
           <w:szCs w:val="24"/>
         </w:rPr>
-        <w:t>Muestra el flujo completo con entrada válida (1). Se observa la inserción de 3 objetos, la lectura del total (.size()), el recorrido polimórfico sonido y costo de consulta, la eliminación de la primera mascota y la actualización final de la lista a 2 elementos.</w:t>
+        <w:t>Muestra el flujo completo con entrada válida (1). Se observa la inserción de 3 objetos, la lectura del total (.</w:t>
+      </w:r>
+      <w:proofErr w:type="spellStart"/>
+      <w:r>
+        <w:rPr>
+          <w:rFonts w:ascii="Times New Roman" w:hAnsi="Times New Roman" w:cs="Times New Roman"/>
+          <w:i w:val="0"/>
+          <w:iCs w:val="0"/>
+          <w:color w:val="auto"/>
+          <w:sz w:val="24"/>
+          <w:szCs w:val="24"/>
+        </w:rPr>
+        <w:t>size</w:t>
+      </w:r>
+      <w:proofErr w:type="spellEnd"/>
+      <w:r>
+        <w:rPr>
+          <w:rFonts w:ascii="Times New Roman" w:hAnsi="Times New Roman" w:cs="Times New Roman"/>
+          <w:i w:val="0"/>
+          <w:iCs w:val="0"/>
+          <w:color w:val="auto"/>
+          <w:sz w:val="24"/>
+          <w:szCs w:val="24"/>
+        </w:rPr>
+        <w:t>()), el recorrido polimórfico sonido y costo de consulta, la eliminación de la primera mascota y la actualización final de la lista a 2 elementos.</w:t>
       </w:r>
     </w:p>
     <w:p/>
@@ -791,7 +871,6 @@
           <w:b/>
           <w:bCs/>
         </w:rPr>
-        <w:lastRenderedPageBreak/>
         <w:t>VALIDACIÓN DE EXCEPCIÓN</w:t>
       </w:r>
     </w:p>
@@ -819,7 +898,7 @@
                     <pic:cNvPicPr/>
                   </pic:nvPicPr>
                   <pic:blipFill>
-                    <a:blip r:embed="rId8"/>
+                    <a:blip r:embed="rId9"/>
                     <a:stretch>
                       <a:fillRect/>
                     </a:stretch>
@@ -861,7 +940,31 @@
           <w:sz w:val="24"/>
           <w:szCs w:val="24"/>
         </w:rPr>
-        <w:t xml:space="preserve"> Demuestra el manejo de errores. Al ingresar la cadena de texto "Italia", el sistema atrapa la excepción NumberFormatException mediante el bloque try-catch, despliega el mensaje de advertencia requerido y </w:t>
+        <w:t xml:space="preserve"> Demuestra el manejo de errores. Al ingresar la cadena de texto "Italia", el sistema atrapa la excepción </w:t>
+      </w:r>
+      <w:proofErr w:type="spellStart"/>
+      <w:r>
+        <w:rPr>
+          <w:rFonts w:ascii="Times New Roman" w:hAnsi="Times New Roman" w:cs="Times New Roman"/>
+          <w:i w:val="0"/>
+          <w:iCs w:val="0"/>
+          <w:color w:val="auto"/>
+          <w:sz w:val="24"/>
+          <w:szCs w:val="24"/>
+        </w:rPr>
+        <w:t>NumberFormatException</w:t>
+      </w:r>
+      <w:proofErr w:type="spellEnd"/>
+      <w:r>
+        <w:rPr>
+          <w:rFonts w:ascii="Times New Roman" w:hAnsi="Times New Roman" w:cs="Times New Roman"/>
+          <w:i w:val="0"/>
+          <w:iCs w:val="0"/>
+          <w:color w:val="auto"/>
+          <w:sz w:val="24"/>
+          <w:szCs w:val="24"/>
+        </w:rPr>
+        <w:t xml:space="preserve"> mediante el bloque try-catch, despliega el mensaje de advertencia requerido y </w:t>
       </w:r>
       <w:r>
         <w:rPr>
@@ -915,7 +1018,6 @@
           <w:b/>
           <w:bCs/>
         </w:rPr>
-        <w:lastRenderedPageBreak/>
         <w:t>ESTRUCTURA DEL PROYECTO</w:t>
       </w:r>
     </w:p>
@@ -943,7 +1045,7 @@
                     <pic:cNvPicPr/>
                   </pic:nvPicPr>
                   <pic:blipFill>
-                    <a:blip r:embed="rId9"/>
+                    <a:blip r:embed="rId10"/>
                     <a:stretch>
                       <a:fillRect/>
                     </a:stretch>
@@ -986,7 +1088,31 @@
           <w:sz w:val="24"/>
           <w:szCs w:val="24"/>
         </w:rPr>
-        <w:t>Muestra el panel lateral de IntelliJ IDEA con la estructura completa de los 5 archivos .java en la carpeta src (Ave, Gato, Main, Mascota, Perro).</w:t>
+        <w:t xml:space="preserve">Muestra el panel lateral de IntelliJ IDEA con la estructura completa de los 5 archivos .java en la carpeta </w:t>
+      </w:r>
+      <w:proofErr w:type="spellStart"/>
+      <w:r>
+        <w:rPr>
+          <w:rFonts w:ascii="Times New Roman" w:hAnsi="Times New Roman" w:cs="Times New Roman"/>
+          <w:i w:val="0"/>
+          <w:iCs w:val="0"/>
+          <w:color w:val="auto"/>
+          <w:sz w:val="24"/>
+          <w:szCs w:val="24"/>
+        </w:rPr>
+        <w:t>src</w:t>
+      </w:r>
+      <w:proofErr w:type="spellEnd"/>
+      <w:r>
+        <w:rPr>
+          <w:rFonts w:ascii="Times New Roman" w:hAnsi="Times New Roman" w:cs="Times New Roman"/>
+          <w:i w:val="0"/>
+          <w:iCs w:val="0"/>
+          <w:color w:val="auto"/>
+          <w:sz w:val="24"/>
+          <w:szCs w:val="24"/>
+        </w:rPr>
+        <w:t xml:space="preserve"> (Ave, Gato, Main, Mascota, Perro).</w:t>
       </w:r>
     </w:p>
     <w:sectPr>
@@ -1652,7 +1778,6 @@
   <w:style w:type="character" w:default="1" w:styleId="Fuentedeprrafopredeter">
     <w:name w:val="Default Paragraph Font"/>
     <w:uiPriority w:val="1"/>
-    <w:semiHidden/>
     <w:unhideWhenUsed/>
   </w:style>
   <w:style w:type="table" w:default="1" w:styleId="Tablanormal">
@@ -2038,6 +2163,18 @@
     <w:rPr>
       <w:color w:val="467886" w:themeColor="hyperlink"/>
       <w:u w:val="single"/>
+    </w:rPr>
+  </w:style>
+  <w:style w:type="character" w:styleId="Mencinsinresolver">
+    <w:name w:val="Unresolved Mention"/>
+    <w:basedOn w:val="Fuentedeprrafopredeter"/>
+    <w:uiPriority w:val="99"/>
+    <w:semiHidden/>
+    <w:unhideWhenUsed/>
+    <w:rsid w:val="00110B2B"/>
+    <w:rPr>
+      <w:color w:val="605E5C"/>
+      <w:shd w:val="clear" w:color="auto" w:fill="E1DFDD"/>
     </w:rPr>
   </w:style>
 </w:styles>
